--- a/group3-logistics/Group3-Project-Brief.docx
+++ b/group3-logistics/Group3-Project-Brief.docx
@@ -1357,7 +1357,7 @@
           <w:sz w:val="22"/>
           <w:szCs w:val="22"/>
         </w:rPr>
-        <w:t xml:space="preserve">New money fields are integer satang; the float defect in old code is at minimum documented with a remediation note</w:t>
+        <w:t xml:space="preserve">New money fields are integer satang; any money-handling defect found in the old code is at minimum documented with a remediation note</w:t>
       </w:r>
     </w:p>
     <w:p>

--- a/group3-logistics/Group3-Project-Brief.docx
+++ b/group3-logistics/Group3-Project-Brief.docx
@@ -1319,7 +1319,7 @@
           <w:sz w:val="22"/>
           <w:szCs w:val="22"/>
         </w:rPr>
-        <w:t>The acceptance snapshot in CR-2026-081 demos exactly as written, and GET /cod/summary matches expected-cod-summary.csv for BOTH 15 and 16 September (the 16th is what proves the 20:00 Bangkok cutoff, not a UTC day)</w:t>
+        <w:t>The acceptance snapshot in CR-2026-081 demos exactly as written, and GET /cod/summary matches expected-cod-summary.csv for BOTH 15 and 16 September</w:t>
       </w:r>
     </w:p>
     <w:p>
@@ -1467,7 +1467,7 @@
           <w:sz w:val="22"/>
           <w:szCs w:val="22"/>
         </w:rPr>
-        <w:t>The 20:00 Asia/Bangkok cutoff is a business rule, not a UTC rule: settlement day D runs 20:00 on D-1 (inclusive) to 20:00 on D (exclusive), and the service stores naive UTC</w:t>
+        <w:t>The 20:00 Asia/Bangkok cutoff is a business rule, not a UTC rule. Finance described how their day closes in change-request.md; turning that into a rule about stored timestamps is your job</w:t>
       </w:r>
     </w:p>
     <w:p>

--- a/group3-logistics/Group3-Project-Brief.docx
+++ b/group3-logistics/Group3-Project-Brief.docx
@@ -1320,6 +1320,25 @@
           <w:szCs w:val="22"/>
         </w:rPr>
         <w:t>The acceptance snapshot in CR-2026-081 demos exactly as written, and GET /cod/summary matches expected-cod-summary.csv for BOTH 15 and 16 September</w:t>
+      </w:r>
+    </w:p>
+    <w:p>
+      <w:pPr>
+        <w:pStyle w:val="ListParagraph"/>
+        <w:numPr>
+          <w:ilvl w:val="0"/>
+          <w:numId w:val="2"/>
+        </w:numPr>
+        <w:spacing w:after="70" w:line="264"/>
+      </w:pPr>
+      <w:r>
+        <w:rPr>
+          <w:rFonts w:ascii="Calibri" w:cs="Calibri" w:eastAsia="Calibri" w:hAnsi="Calibri"/>
+          <w:color w:val="333333"/>
+          <w:sz w:val="22"/>
+          <w:szCs w:val="22"/>
+        </w:rPr>
+        <w:t>The finance screen works: pick a date, see every rider's expected against recorded, the problem riders stand out, and a rider's day can be marked settled</w:t>
       </w:r>
     </w:p>
     <w:p>

--- a/group3-logistics/Group3-Project-Brief.docx
+++ b/group3-logistics/Group3-Project-Brief.docx
@@ -939,7 +939,7 @@
           <w:sz w:val="20"/>
           <w:szCs w:val="20"/>
         </w:rPr>
-        <w:t xml:space="preserve">Using AI-DLC, implement change request CR-2026-081 for the existing ParcelTrack service in this workspace: add merchant status webhooks and daily COD reconciliation, per vision-document.md and technical-environment.md. This is a brownfield project — analyze the existing code first.</w:t>
+        <w:t xml:space="preserve">Using AI-DLC, implement change request CR-2026-081 for the existing ParcelTrack service in this workspace: add merchant status webhooks, daily COD reconciliation, and the finance reconciliation screen, per vision-document.md and technical-environment.md. This is a brownfield project — analyze the existing code first.</w:t>
       </w:r>
     </w:p>
     <w:p>
